--- a/Knowledge/3-Work knowledge/1-Software Engineering/2-General Technologies/9-Databases/5-My Source/1-Intro to Databases/1-Data Models/3-Types of Data Models/5-Document Model.docx
+++ b/Knowledge/3-Work knowledge/1-Software Engineering/2-General Technologies/9-Databases/5-My Source/1-Intro to Databases/1-Data Models/3-Types of Data Models/5-Document Model.docx
@@ -31,6 +31,7 @@
       </w:pPr>
       <w:r>
         <w:rPr>
+          <w:rFonts w:ascii="Arial" w:hAnsi="Arial" w:eastAsia="Arial"/>
           <w:b/>
           <w:color w:val="000000"/>
           <w:sz w:val="18"/>
@@ -40,6 +41,7 @@
       </w:r>
       <w:r>
         <w:rPr>
+          <w:rFonts w:ascii="Arial" w:hAnsi="Arial" w:eastAsia="Arial"/>
           <w:color w:val="000000"/>
           <w:sz w:val="18"/>
           <w:highlight w:val="lightGray"/>
@@ -48,6 +50,7 @@
       </w:r>
       <w:r>
         <w:rPr>
+          <w:rFonts w:ascii="Arial" w:hAnsi="Arial" w:eastAsia="Arial"/>
           <w:b/>
           <w:color w:val="000000"/>
           <w:sz w:val="18"/>
@@ -57,6 +60,7 @@
       </w:r>
       <w:r>
         <w:rPr>
+          <w:rFonts w:ascii="Arial" w:hAnsi="Arial" w:eastAsia="Arial"/>
           <w:color w:val="000000"/>
           <w:sz w:val="18"/>
           <w:highlight w:val="lightGray"/>
@@ -65,6 +69,7 @@
       </w:r>
       <w:r>
         <w:rPr>
+          <w:rFonts w:ascii="Arial" w:hAnsi="Arial" w:eastAsia="Arial"/>
           <w:b/>
           <w:color w:val="000000"/>
           <w:sz w:val="18"/>
@@ -74,6 +79,7 @@
       </w:r>
       <w:r>
         <w:rPr>
+          <w:rFonts w:ascii="Arial" w:hAnsi="Arial" w:eastAsia="Arial"/>
           <w:color w:val="000000"/>
           <w:sz w:val="18"/>
           <w:highlight w:val="lightGray"/>
@@ -242,6 +248,7 @@
       </w:pPr>
       <w:r>
         <w:rPr>
+          <w:rFonts w:ascii="Arial" w:hAnsi="Arial" w:eastAsia="Arial"/>
           <w:b/>
           <w:color w:val="000000"/>
           <w:sz w:val="18"/>
@@ -251,6 +258,7 @@
       </w:r>
       <w:r>
         <w:rPr>
+          <w:rFonts w:ascii="Arial" w:hAnsi="Arial" w:eastAsia="Arial"/>
           <w:color w:val="000000"/>
           <w:sz w:val="18"/>
           <w:highlight w:val="lightGray"/>
@@ -259,6 +267,7 @@
       </w:r>
       <w:r>
         <w:rPr>
+          <w:rFonts w:ascii="Arial" w:hAnsi="Arial" w:eastAsia="Arial"/>
           <w:b/>
           <w:color w:val="000000"/>
           <w:sz w:val="18"/>
@@ -268,6 +277,7 @@
       </w:r>
       <w:r>
         <w:rPr>
+          <w:rFonts w:ascii="Arial" w:hAnsi="Arial" w:eastAsia="Arial"/>
           <w:color w:val="000000"/>
           <w:sz w:val="18"/>
           <w:highlight w:val="lightGray"/>
@@ -276,6 +286,7 @@
       </w:r>
       <w:r>
         <w:rPr>
+          <w:rFonts w:ascii="Arial" w:hAnsi="Arial" w:eastAsia="Arial"/>
           <w:b/>
           <w:color w:val="000000"/>
           <w:sz w:val="18"/>
@@ -285,6 +296,7 @@
       </w:r>
       <w:r>
         <w:rPr>
+          <w:rFonts w:ascii="Arial" w:hAnsi="Arial" w:eastAsia="Arial"/>
           <w:color w:val="000000"/>
           <w:sz w:val="18"/>
           <w:highlight w:val="lightGray"/>
@@ -448,6 +460,7 @@
     <w:p>
       <w:r>
         <w:rPr>
+          <w:rFonts w:ascii="Arial" w:hAnsi="Arial" w:eastAsia="Arial"/>
           <w:b/>
           <w:color w:val="000000"/>
           <w:sz w:val="18"/>
@@ -457,6 +470,7 @@
       </w:r>
       <w:r>
         <w:rPr>
+          <w:rFonts w:ascii="Arial" w:hAnsi="Arial" w:eastAsia="Arial"/>
           <w:color w:val="000000"/>
           <w:sz w:val="18"/>
           <w:highlight w:val="lightGray"/>
@@ -465,6 +479,7 @@
       </w:r>
       <w:r>
         <w:rPr>
+          <w:rFonts w:ascii="Arial" w:hAnsi="Arial" w:eastAsia="Arial"/>
           <w:b/>
           <w:color w:val="000000"/>
           <w:sz w:val="18"/>
@@ -474,6 +489,7 @@
       </w:r>
       <w:r>
         <w:rPr>
+          <w:rFonts w:ascii="Arial" w:hAnsi="Arial" w:eastAsia="Arial"/>
           <w:color w:val="000000"/>
           <w:sz w:val="18"/>
           <w:highlight w:val="lightGray"/>
@@ -482,6 +498,7 @@
       </w:r>
       <w:r>
         <w:rPr>
+          <w:rFonts w:ascii="Arial" w:hAnsi="Arial" w:eastAsia="Arial"/>
           <w:b/>
           <w:color w:val="000000"/>
           <w:sz w:val="18"/>
@@ -491,6 +508,7 @@
       </w:r>
       <w:r>
         <w:rPr>
+          <w:rFonts w:ascii="Arial" w:hAnsi="Arial" w:eastAsia="Arial"/>
           <w:color w:val="000000"/>
           <w:sz w:val="18"/>
           <w:highlight w:val="lightGray"/>
@@ -727,6 +745,7 @@
       </w:pPr>
       <w:r>
         <w:rPr>
+          <w:rFonts w:ascii="Arial" w:hAnsi="Arial" w:eastAsia="Arial"/>
           <w:b/>
           <w:color w:val="000000"/>
           <w:sz w:val="18"/>
@@ -736,6 +755,7 @@
       </w:r>
       <w:r>
         <w:rPr>
+          <w:rFonts w:ascii="Arial" w:hAnsi="Arial" w:eastAsia="Arial"/>
           <w:color w:val="000000"/>
           <w:sz w:val="18"/>
           <w:highlight w:val="lightGray"/>
@@ -744,6 +764,7 @@
       </w:r>
       <w:r>
         <w:rPr>
+          <w:rFonts w:ascii="Arial" w:hAnsi="Arial" w:eastAsia="Arial"/>
           <w:b/>
           <w:color w:val="000000"/>
           <w:sz w:val="18"/>
@@ -753,6 +774,7 @@
       </w:r>
       <w:r>
         <w:rPr>
+          <w:rFonts w:ascii="Arial" w:hAnsi="Arial" w:eastAsia="Arial"/>
           <w:color w:val="000000"/>
           <w:sz w:val="18"/>
           <w:highlight w:val="lightGray"/>
@@ -761,6 +783,7 @@
       </w:r>
       <w:r>
         <w:rPr>
+          <w:rFonts w:ascii="Arial" w:hAnsi="Arial" w:eastAsia="Arial"/>
           <w:b/>
           <w:color w:val="000000"/>
           <w:sz w:val="18"/>
@@ -770,6 +793,7 @@
       </w:r>
       <w:r>
         <w:rPr>
+          <w:rFonts w:ascii="Arial" w:hAnsi="Arial" w:eastAsia="Arial"/>
           <w:color w:val="000000"/>
           <w:sz w:val="18"/>
           <w:highlight w:val="lightGray"/>
@@ -1179,6 +1203,7 @@
       </w:pPr>
       <w:r>
         <w:rPr>
+          <w:rFonts w:ascii="Arial" w:hAnsi="Arial" w:eastAsia="Arial"/>
           <w:b/>
           <w:color w:val="000000"/>
           <w:sz w:val="18"/>
@@ -1188,6 +1213,7 @@
       </w:r>
       <w:r>
         <w:rPr>
+          <w:rFonts w:ascii="Arial" w:hAnsi="Arial" w:eastAsia="Arial"/>
           <w:color w:val="000000"/>
           <w:sz w:val="18"/>
           <w:highlight w:val="lightGray"/>
@@ -1196,6 +1222,7 @@
       </w:r>
       <w:r>
         <w:rPr>
+          <w:rFonts w:ascii="Arial" w:hAnsi="Arial" w:eastAsia="Arial"/>
           <w:b/>
           <w:color w:val="000000"/>
           <w:sz w:val="18"/>
@@ -1205,6 +1232,7 @@
       </w:r>
       <w:r>
         <w:rPr>
+          <w:rFonts w:ascii="Arial" w:hAnsi="Arial" w:eastAsia="Arial"/>
           <w:color w:val="000000"/>
           <w:sz w:val="18"/>
           <w:highlight w:val="lightGray"/>
@@ -1213,6 +1241,7 @@
       </w:r>
       <w:r>
         <w:rPr>
+          <w:rFonts w:ascii="Arial" w:hAnsi="Arial" w:eastAsia="Arial"/>
           <w:b/>
           <w:color w:val="000000"/>
           <w:sz w:val="18"/>
@@ -1222,6 +1251,7 @@
       </w:r>
       <w:r>
         <w:rPr>
+          <w:rFonts w:ascii="Arial" w:hAnsi="Arial" w:eastAsia="Arial"/>
           <w:color w:val="000000"/>
           <w:sz w:val="18"/>
           <w:highlight w:val="lightGray"/>
@@ -1718,6 +1748,7 @@
       </w:pPr>
       <w:r>
         <w:rPr>
+          <w:rFonts w:ascii="Arial" w:hAnsi="Arial" w:eastAsia="Arial"/>
           <w:b/>
           <w:color w:val="000000"/>
           <w:sz w:val="18"/>
@@ -1727,6 +1758,7 @@
       </w:r>
       <w:r>
         <w:rPr>
+          <w:rFonts w:ascii="Arial" w:hAnsi="Arial" w:eastAsia="Arial"/>
           <w:color w:val="000000"/>
           <w:sz w:val="18"/>
           <w:highlight w:val="lightGray"/>
@@ -1735,6 +1767,7 @@
       </w:r>
       <w:r>
         <w:rPr>
+          <w:rFonts w:ascii="Arial" w:hAnsi="Arial" w:eastAsia="Arial"/>
           <w:b/>
           <w:color w:val="000000"/>
           <w:sz w:val="18"/>
@@ -1744,6 +1777,7 @@
       </w:r>
       <w:r>
         <w:rPr>
+          <w:rFonts w:ascii="Arial" w:hAnsi="Arial" w:eastAsia="Arial"/>
           <w:color w:val="000000"/>
           <w:sz w:val="18"/>
           <w:highlight w:val="lightGray"/>
@@ -1752,6 +1786,7 @@
       </w:r>
       <w:r>
         <w:rPr>
+          <w:rFonts w:ascii="Arial" w:hAnsi="Arial" w:eastAsia="Arial"/>
           <w:b/>
           <w:color w:val="000000"/>
           <w:sz w:val="18"/>
@@ -1761,6 +1796,7 @@
       </w:r>
       <w:r>
         <w:rPr>
+          <w:rFonts w:ascii="Arial" w:hAnsi="Arial" w:eastAsia="Arial"/>
           <w:color w:val="000000"/>
           <w:sz w:val="18"/>
           <w:highlight w:val="lightGray"/>
@@ -2193,6 +2229,7 @@
       </w:pPr>
       <w:r>
         <w:rPr>
+          <w:rFonts w:ascii="Arial" w:hAnsi="Arial" w:eastAsia="Arial"/>
           <w:b/>
           <w:color w:val="000000"/>
           <w:sz w:val="18"/>
@@ -2202,6 +2239,7 @@
       </w:r>
       <w:r>
         <w:rPr>
+          <w:rFonts w:ascii="Arial" w:hAnsi="Arial" w:eastAsia="Arial"/>
           <w:color w:val="000000"/>
           <w:sz w:val="18"/>
           <w:highlight w:val="lightGray"/>
@@ -2210,6 +2248,7 @@
       </w:r>
       <w:r>
         <w:rPr>
+          <w:rFonts w:ascii="Arial" w:hAnsi="Arial" w:eastAsia="Arial"/>
           <w:b/>
           <w:color w:val="000000"/>
           <w:sz w:val="18"/>
@@ -2219,6 +2258,7 @@
       </w:r>
       <w:r>
         <w:rPr>
+          <w:rFonts w:ascii="Arial" w:hAnsi="Arial" w:eastAsia="Arial"/>
           <w:color w:val="000000"/>
           <w:sz w:val="18"/>
           <w:highlight w:val="lightGray"/>
@@ -2227,6 +2267,7 @@
       </w:r>
       <w:r>
         <w:rPr>
+          <w:rFonts w:ascii="Arial" w:hAnsi="Arial" w:eastAsia="Arial"/>
           <w:b/>
           <w:color w:val="000000"/>
           <w:sz w:val="18"/>
@@ -2236,6 +2277,7 @@
       </w:r>
       <w:r>
         <w:rPr>
+          <w:rFonts w:ascii="Arial" w:hAnsi="Arial" w:eastAsia="Arial"/>
           <w:color w:val="000000"/>
           <w:sz w:val="18"/>
           <w:highlight w:val="lightGray"/>
@@ -2775,6 +2817,7 @@
       </w:pPr>
       <w:r>
         <w:rPr>
+          <w:rFonts w:ascii="Arial" w:hAnsi="Arial" w:eastAsia="Arial"/>
           <w:b/>
           <w:color w:val="000000"/>
           <w:sz w:val="18"/>
@@ -2784,6 +2827,7 @@
       </w:r>
       <w:r>
         <w:rPr>
+          <w:rFonts w:ascii="Arial" w:hAnsi="Arial" w:eastAsia="Arial"/>
           <w:color w:val="000000"/>
           <w:sz w:val="18"/>
           <w:highlight w:val="lightGray"/>
@@ -2792,6 +2836,7 @@
       </w:r>
       <w:r>
         <w:rPr>
+          <w:rFonts w:ascii="Arial" w:hAnsi="Arial" w:eastAsia="Arial"/>
           <w:b/>
           <w:color w:val="000000"/>
           <w:sz w:val="18"/>
@@ -2801,6 +2846,7 @@
       </w:r>
       <w:r>
         <w:rPr>
+          <w:rFonts w:ascii="Arial" w:hAnsi="Arial" w:eastAsia="Arial"/>
           <w:color w:val="000000"/>
           <w:sz w:val="18"/>
           <w:highlight w:val="lightGray"/>
@@ -2809,6 +2855,7 @@
       </w:r>
       <w:r>
         <w:rPr>
+          <w:rFonts w:ascii="Arial" w:hAnsi="Arial" w:eastAsia="Arial"/>
           <w:b/>
           <w:color w:val="000000"/>
           <w:sz w:val="18"/>
@@ -2818,6 +2865,7 @@
       </w:r>
       <w:r>
         <w:rPr>
+          <w:rFonts w:ascii="Arial" w:hAnsi="Arial" w:eastAsia="Arial"/>
           <w:color w:val="000000"/>
           <w:sz w:val="18"/>
           <w:highlight w:val="lightGray"/>
@@ -3218,6 +3266,7 @@
       </w:pPr>
       <w:r>
         <w:rPr>
+          <w:rFonts w:ascii="Arial" w:hAnsi="Arial" w:eastAsia="Arial"/>
           <w:b/>
           <w:color w:val="000000"/>
           <w:sz w:val="18"/>
@@ -3227,6 +3276,7 @@
       </w:r>
       <w:r>
         <w:rPr>
+          <w:rFonts w:ascii="Arial" w:hAnsi="Arial" w:eastAsia="Arial"/>
           <w:color w:val="000000"/>
           <w:sz w:val="18"/>
           <w:highlight w:val="lightGray"/>
@@ -3235,6 +3285,7 @@
       </w:r>
       <w:r>
         <w:rPr>
+          <w:rFonts w:ascii="Arial" w:hAnsi="Arial" w:eastAsia="Arial"/>
           <w:b/>
           <w:color w:val="000000"/>
           <w:sz w:val="18"/>
@@ -3244,6 +3295,7 @@
       </w:r>
       <w:r>
         <w:rPr>
+          <w:rFonts w:ascii="Arial" w:hAnsi="Arial" w:eastAsia="Arial"/>
           <w:color w:val="000000"/>
           <w:sz w:val="18"/>
           <w:highlight w:val="lightGray"/>
@@ -3252,6 +3304,7 @@
       </w:r>
       <w:r>
         <w:rPr>
+          <w:rFonts w:ascii="Arial" w:hAnsi="Arial" w:eastAsia="Arial"/>
           <w:b/>
           <w:color w:val="000000"/>
           <w:sz w:val="18"/>
@@ -3261,6 +3314,7 @@
       </w:r>
       <w:r>
         <w:rPr>
+          <w:rFonts w:ascii="Arial" w:hAnsi="Arial" w:eastAsia="Arial"/>
           <w:color w:val="000000"/>
           <w:sz w:val="18"/>
           <w:highlight w:val="lightGray"/>
@@ -3872,6 +3926,7 @@
       </w:pPr>
       <w:r>
         <w:rPr>
+          <w:rFonts w:ascii="Arial" w:hAnsi="Arial" w:eastAsia="Arial"/>
           <w:b/>
           <w:color w:val="000000"/>
           <w:sz w:val="18"/>
@@ -3881,6 +3936,7 @@
       </w:r>
       <w:r>
         <w:rPr>
+          <w:rFonts w:ascii="Arial" w:hAnsi="Arial" w:eastAsia="Arial"/>
           <w:color w:val="000000"/>
           <w:sz w:val="18"/>
           <w:highlight w:val="lightGray"/>
@@ -3889,6 +3945,7 @@
       </w:r>
       <w:r>
         <w:rPr>
+          <w:rFonts w:ascii="Arial" w:hAnsi="Arial" w:eastAsia="Arial"/>
           <w:b/>
           <w:color w:val="000000"/>
           <w:sz w:val="18"/>
@@ -3898,6 +3955,7 @@
       </w:r>
       <w:r>
         <w:rPr>
+          <w:rFonts w:ascii="Arial" w:hAnsi="Arial" w:eastAsia="Arial"/>
           <w:color w:val="000000"/>
           <w:sz w:val="18"/>
           <w:highlight w:val="lightGray"/>
@@ -3906,6 +3964,7 @@
       </w:r>
       <w:r>
         <w:rPr>
+          <w:rFonts w:ascii="Arial" w:hAnsi="Arial" w:eastAsia="Arial"/>
           <w:b/>
           <w:color w:val="000000"/>
           <w:sz w:val="18"/>
@@ -3915,6 +3974,7 @@
       </w:r>
       <w:r>
         <w:rPr>
+          <w:rFonts w:ascii="Arial" w:hAnsi="Arial" w:eastAsia="Arial"/>
           <w:color w:val="000000"/>
           <w:sz w:val="18"/>
           <w:highlight w:val="lightGray"/>

--- a/Knowledge/3-Work knowledge/1-Software Engineering/2-General Technologies/9-Databases/5-My Source/1-Intro to Databases/1-Data Models/3-Types of Data Models/5-Document Model.docx
+++ b/Knowledge/3-Work knowledge/1-Software Engineering/2-General Technologies/9-Databases/5-My Source/1-Intro to Databases/1-Data Models/3-Types of Data Models/5-Document Model.docx
@@ -9,6 +9,9 @@
       <w:bookmarkStart w:id="0" w:name="_kefjhku87wo9" w:colFirst="0" w:colLast="0"/>
       <w:bookmarkEnd w:id="0"/>
       <w:r>
+        <w:rPr>
+          <w:rFonts w:ascii="Calibri Light" w:hAnsi="Calibri Light" w:eastAsia="Calibri Light"/>
+        </w:rPr>
         <w:t>Document Model</w:t>
       </w:r>
     </w:p>
@@ -22,6 +25,9 @@
       <w:bookmarkStart w:id="1" w:name="_crqhjpqq61ru" w:colFirst="0" w:colLast="0"/>
       <w:bookmarkEnd w:id="1"/>
       <w:r>
+        <w:rPr>
+          <w:rFonts w:ascii="Calibri Light" w:hAnsi="Calibri Light" w:eastAsia="Calibri Light"/>
+        </w:rPr>
         <w:t>📄 What is the Document Data Model?</w:t>
       </w:r>
     </w:p>
@@ -234,6 +240,7 @@
       <w:bookmarkEnd w:id="2"/>
       <w:r>
         <w:rPr>
+          <w:rFonts w:ascii="Calibri Light" w:hAnsi="Calibri Light" w:eastAsia="Calibri Light"/>
           <w:b/>
           <w:bCs/>
           <w:sz w:val="34"/>
@@ -449,6 +456,7 @@
       <w:bookmarkEnd w:id="3"/>
       <w:r>
         <w:rPr>
+          <w:rFonts w:ascii="Calibri Light" w:hAnsi="Calibri Light" w:eastAsia="Calibri Light"/>
           <w:b/>
           <w:bCs/>
           <w:sz w:val="34"/>
@@ -724,6 +732,7 @@
       <w:bookmarkEnd w:id="4"/>
       <w:r>
         <w:rPr>
+          <w:rFonts w:ascii="Calibri Light" w:hAnsi="Calibri Light" w:eastAsia="Calibri Light"/>
           <w:b/>
           <w:bCs/>
           <w:sz w:val="34"/>
@@ -1181,7 +1190,7 @@
       <w:bookmarkEnd w:id="5"/>
       <w:r>
         <w:rPr>
-          <w:rFonts w:ascii="Arial Unicode MS" w:eastAsia="Arial Unicode MS" w:hAnsi="Arial Unicode MS" w:cs="Arial Unicode MS"/>
+          <w:rFonts w:ascii="Calibri Light" w:eastAsia="Calibri Light" w:hAnsi="Calibri Light" w:cs="Arial Unicode MS"/>
           <w:b/>
           <w:bCs/>
           <w:sz w:val="34"/>
@@ -1726,7 +1735,7 @@
       <w:bookmarkEnd w:id="6"/>
       <w:r>
         <w:rPr>
-          <w:rFonts w:ascii="Arial Unicode MS" w:eastAsia="Arial Unicode MS" w:hAnsi="Arial Unicode MS" w:cs="Arial Unicode MS"/>
+          <w:rFonts w:ascii="Calibri Light" w:eastAsia="Calibri Light" w:hAnsi="Calibri Light" w:cs="Arial Unicode MS"/>
           <w:b/>
           <w:bCs/>
           <w:sz w:val="34"/>
@@ -2208,6 +2217,7 @@
       <w:bookmarkEnd w:id="7"/>
       <w:r>
         <w:rPr>
+          <w:rFonts w:ascii="Calibri Light" w:hAnsi="Calibri Light" w:eastAsia="Calibri Light"/>
           <w:b/>
           <w:bCs/>
           <w:sz w:val="34"/>
@@ -2796,6 +2806,7 @@
       <w:bookmarkEnd w:id="8"/>
       <w:r>
         <w:rPr>
+          <w:rFonts w:ascii="Calibri Light" w:hAnsi="Calibri Light" w:eastAsia="Calibri Light"/>
           <w:b/>
           <w:bCs/>
           <w:sz w:val="34"/>
@@ -3245,6 +3256,7 @@
       <w:bookmarkEnd w:id="9"/>
       <w:r>
         <w:rPr>
+          <w:rFonts w:ascii="Calibri Light" w:hAnsi="Calibri Light" w:eastAsia="Calibri Light"/>
           <w:b/>
           <w:bCs/>
           <w:sz w:val="34"/>
@@ -3905,6 +3917,7 @@
       <w:bookmarkEnd w:id="10"/>
       <w:r>
         <w:rPr>
+          <w:rFonts w:ascii="Calibri Light" w:hAnsi="Calibri Light" w:eastAsia="Calibri Light"/>
           <w:b/>
           <w:bCs/>
           <w:sz w:val="34"/>
